--- a/evaluaciones/trabajos/5-Avance 1 - Araya, La Rivera, Muñoz, Navarro, Parker, Rudman.docx
+++ b/evaluaciones/trabajos/5-Avance 1 - Araya, La Rivera, Muñoz, Navarro, Parker, Rudman.docx
@@ -953,6 +953,7 @@
         <w:spacing w:line="240" w:lineRule="auto"/>
         <w:jc w:val="both"/>
       </w:pPr>
+      <w:commentRangeStart w:id="3"/>
       <w:r>
         <w:rPr>
           <w:b/>
@@ -962,6 +963,13 @@
       <w:r>
         <w:t xml:space="preserve"> </w:t>
       </w:r>
+      <w:commentRangeEnd w:id="3"/>
+      <w:r>
+        <w:rPr>
+          <w:rStyle w:val="Refdecomentario"/>
+        </w:rPr>
+        <w:commentReference w:id="3"/>
+      </w:r>
     </w:p>
     <w:p>
       <w:pPr>
@@ -1249,7 +1257,7 @@
         <w:spacing w:line="240" w:lineRule="auto"/>
         <w:jc w:val="both"/>
       </w:pPr>
-      <w:commentRangeStart w:id="3"/>
+      <w:commentRangeStart w:id="4"/>
       <w:r>
         <w:t xml:space="preserve">Conoce 0 </w:t>
       </w:r>
@@ -1292,12 +1300,12 @@
       <w:r>
         <w:t>Conoce 17 métodos: 10 puntos</w:t>
       </w:r>
-      <w:commentRangeEnd w:id="3"/>
+      <w:commentRangeEnd w:id="4"/>
       <w:r>
         <w:rPr>
           <w:rStyle w:val="Refdecomentario"/>
         </w:rPr>
-        <w:commentReference w:id="3"/>
+        <w:commentReference w:id="4"/>
       </w:r>
     </w:p>
     <w:p>
@@ -1386,16 +1394,16 @@
         <w:spacing w:line="240" w:lineRule="auto"/>
         <w:jc w:val="both"/>
       </w:pPr>
-      <w:commentRangeStart w:id="4"/>
+      <w:commentRangeStart w:id="5"/>
       <w:r>
         <w:t>No conoce ninguna: 0 puntos.</w:t>
       </w:r>
-      <w:commentRangeEnd w:id="4"/>
+      <w:commentRangeEnd w:id="5"/>
       <w:r>
         <w:rPr>
           <w:rStyle w:val="Refdecomentario"/>
         </w:rPr>
-        <w:commentReference w:id="4"/>
+        <w:commentReference w:id="5"/>
       </w:r>
     </w:p>
     <w:p>
@@ -2208,6 +2216,7 @@
           <w:b/>
         </w:rPr>
       </w:pPr>
+      <w:commentRangeStart w:id="6"/>
       <w:r>
         <w:rPr>
           <w:b/>
@@ -2226,6 +2235,13 @@
           <w:b/>
         </w:rPr>
         <w:t xml:space="preserve"> </w:t>
+      </w:r>
+      <w:commentRangeEnd w:id="6"/>
+      <w:r>
+        <w:rPr>
+          <w:rStyle w:val="Refdecomentario"/>
+        </w:rPr>
+        <w:commentReference w:id="6"/>
       </w:r>
     </w:p>
     <w:p>
@@ -2793,7 +2809,7 @@
         <w:spacing w:line="240" w:lineRule="auto"/>
         <w:jc w:val="both"/>
       </w:pPr>
-      <w:commentRangeStart w:id="5"/>
+      <w:commentRangeStart w:id="7"/>
       <w:r>
         <w:t xml:space="preserve">Indicador: Grado de conocimiento sobre las infecciones de transmisión sexual  </w:t>
       </w:r>
@@ -2887,12 +2903,12 @@
       <w:r>
         <w:t xml:space="preserve">​​￼​No conozco ninguna  </w:t>
       </w:r>
-      <w:commentRangeEnd w:id="5"/>
+      <w:commentRangeEnd w:id="7"/>
       <w:r>
         <w:rPr>
           <w:rStyle w:val="Refdecomentario"/>
         </w:rPr>
-        <w:commentReference w:id="5"/>
+        <w:commentReference w:id="7"/>
       </w:r>
     </w:p>
     <w:p>
@@ -3189,6 +3205,7 @@
         <w:spacing w:line="240" w:lineRule="auto"/>
         <w:jc w:val="both"/>
       </w:pPr>
+      <w:commentRangeStart w:id="8"/>
       <w:r>
         <w:t>Indicador: Inicio de actividad sexual</w:t>
       </w:r>
@@ -3231,6 +3248,13 @@
       </w:pPr>
       <w:r>
         <w:t xml:space="preserve">(Sí/No)​￼​  </w:t>
+      </w:r>
+      <w:commentRangeEnd w:id="8"/>
+      <w:r>
+        <w:rPr>
+          <w:rStyle w:val="Refdecomentario"/>
+        </w:rPr>
+        <w:commentReference w:id="8"/>
       </w:r>
     </w:p>
     <w:p>
@@ -3725,9 +3749,28 @@
       <w:r>
         <w:t>No estaban estas preguntas en cuestionario</w:t>
       </w:r>
+      <w:r>
+        <w:t>: sm_05 y 06</w:t>
+      </w:r>
     </w:p>
   </w:comment>
-  <w:comment w:id="3" w:author="Sebastián Matías Muñoz Tapia" w:date="2025-04-10T14:52:00Z" w:initials="SM">
+  <w:comment w:id="3" w:author="Sebastián Matías Muñoz Tapia" w:date="2025-04-18T07:18:00Z" w:initials="SM">
+    <w:p>
+      <w:pPr>
+        <w:pStyle w:val="Textocomentario"/>
+      </w:pPr>
+      <w:r>
+        <w:rPr>
+          <w:rStyle w:val="Refdecomentario"/>
+        </w:rPr>
+        <w:annotationRef/>
+      </w:r>
+      <w:r>
+        <w:t>80</w:t>
+      </w:r>
+    </w:p>
+  </w:comment>
+  <w:comment w:id="4" w:author="Sebastián Matías Muñoz Tapia" w:date="2025-04-10T14:52:00Z" w:initials="SM">
     <w:p>
       <w:pPr>
         <w:pStyle w:val="Textocomentario"/>
@@ -3787,7 +3830,7 @@
       </w:r>
     </w:p>
   </w:comment>
-  <w:comment w:id="4" w:author="Sebastián Matías Muñoz Tapia" w:date="2025-04-10T14:53:00Z" w:initials="SM">
+  <w:comment w:id="5" w:author="Sebastián Matías Muñoz Tapia" w:date="2025-04-10T14:53:00Z" w:initials="SM">
     <w:p>
       <w:pPr>
         <w:pStyle w:val="Textocomentario"/>
@@ -3803,7 +3846,7 @@
       </w:r>
     </w:p>
   </w:comment>
-  <w:comment w:id="5" w:author="Sebastián Matías Muñoz Tapia" w:date="2025-04-10T14:55:00Z" w:initials="SM">
+  <w:comment w:id="6" w:author="Sebastián Matías Muñoz Tapia" w:date="2025-04-18T07:22:00Z" w:initials="SM">
     <w:p>
       <w:pPr>
         <w:pStyle w:val="Textocomentario"/>
@@ -3815,10 +3858,23 @@
         <w:annotationRef/>
       </w:r>
       <w:r>
-        <w:t xml:space="preserve">Está pregunta pone uso compartido de jeringas y besos. </w:t>
-      </w:r>
-      <w:r>
-        <w:t xml:space="preserve">Si es una pregunta de aptitud (de </w:t>
+        <w:t>90</w:t>
+      </w:r>
+    </w:p>
+  </w:comment>
+  <w:comment w:id="7" w:author="Sebastián Matías Muñoz Tapia" w:date="2025-04-10T14:55:00Z" w:initials="SM">
+    <w:p>
+      <w:pPr>
+        <w:pStyle w:val="Textocomentario"/>
+      </w:pPr>
+      <w:r>
+        <w:rPr>
+          <w:rStyle w:val="Refdecomentario"/>
+        </w:rPr>
+        <w:annotationRef/>
+      </w:r>
+      <w:r>
+        <w:t xml:space="preserve">Está pregunta pone uso besos. Si es una pregunta de aptitud (de </w:t>
       </w:r>
       <w:proofErr w:type="spellStart"/>
       <w:r>
@@ -3835,6 +3891,49 @@
       <w:proofErr w:type="spellEnd"/>
       <w:r>
         <w:t xml:space="preserve"> en el tipo</w:t>
+      </w:r>
+      <w:r>
+        <w:t xml:space="preserve"> de pregunta.</w:t>
+      </w:r>
+    </w:p>
+  </w:comment>
+  <w:comment w:id="8" w:author="Sebastián Matías Muñoz Tapia" w:date="2025-04-18T07:20:00Z" w:initials="SM">
+    <w:p>
+      <w:pPr>
+        <w:pStyle w:val="Textocomentario"/>
+      </w:pPr>
+      <w:r>
+        <w:rPr>
+          <w:rStyle w:val="Refdecomentario"/>
+        </w:rPr>
+        <w:annotationRef/>
+      </w:r>
+      <w:r>
+        <w:t>Agregar vida sexual activa</w:t>
+      </w:r>
+    </w:p>
+    <w:p>
+      <w:pPr>
+        <w:pStyle w:val="Textocomentario"/>
+        <w:numPr>
+          <w:ilvl w:val="0"/>
+          <w:numId w:val="1"/>
+        </w:numPr>
+      </w:pPr>
+      <w:r>
+        <w:t>Identificar que preguntas permitiría responder si NO ha iniciado su vida sexual o no tiene vida sexual activa.</w:t>
+      </w:r>
+    </w:p>
+    <w:p>
+      <w:pPr>
+        <w:pStyle w:val="Textocomentario"/>
+        <w:numPr>
+          <w:ilvl w:val="0"/>
+          <w:numId w:val="1"/>
+        </w:numPr>
+      </w:pPr>
+      <w:r>
+        <w:t xml:space="preserve"> Si son las siguientes debería conversar con grupo dirección de proyecto para que si puso que no o no tiene vida sexual activa no conteste el resto</w:t>
       </w:r>
     </w:p>
   </w:comment>
@@ -3846,9 +3945,12 @@
   <w15:commentEx w15:paraId="17897854" w15:done="0"/>
   <w15:commentEx w15:paraId="665D968D" w15:done="0"/>
   <w15:commentEx w15:paraId="6A6BC881" w15:done="0"/>
+  <w15:commentEx w15:paraId="0151A97D" w15:done="0"/>
   <w15:commentEx w15:paraId="55E8BF5D" w15:done="0"/>
   <w15:commentEx w15:paraId="52B2DC71" w15:done="0"/>
+  <w15:commentEx w15:paraId="5AA30408" w15:done="0"/>
   <w15:commentEx w15:paraId="211851AD" w15:done="0"/>
+  <w15:commentEx w15:paraId="6D572F15" w15:done="0"/>
 </w15:commentsEx>
 </file>
 
@@ -3857,9 +3959,12 @@
   <w16cex:commentExtensible w16cex:durableId="66AFBDD3" w16cex:dateUtc="2025-04-10T18:49:00Z"/>
   <w16cex:commentExtensible w16cex:durableId="422A8A0E" w16cex:dateUtc="2025-04-10T18:50:00Z"/>
   <w16cex:commentExtensible w16cex:durableId="582EDA02" w16cex:dateUtc="2025-04-10T17:39:00Z"/>
+  <w16cex:commentExtensible w16cex:durableId="2C221A4B" w16cex:dateUtc="2025-04-18T11:18:00Z"/>
   <w16cex:commentExtensible w16cex:durableId="3DC40EAA" w16cex:dateUtc="2025-04-10T18:52:00Z"/>
   <w16cex:commentExtensible w16cex:durableId="489A03B9" w16cex:dateUtc="2025-04-10T18:53:00Z"/>
+  <w16cex:commentExtensible w16cex:durableId="273DBB0D" w16cex:dateUtc="2025-04-18T11:22:00Z"/>
   <w16cex:commentExtensible w16cex:durableId="1FC85E0B" w16cex:dateUtc="2025-04-10T18:55:00Z"/>
+  <w16cex:commentExtensible w16cex:durableId="46147C1E" w16cex:dateUtc="2025-04-18T11:20:00Z"/>
 </w16cex:commentsExtensible>
 </file>
 
@@ -3868,9 +3973,12 @@
   <w16cid:commentId w16cid:paraId="17897854" w16cid:durableId="66AFBDD3"/>
   <w16cid:commentId w16cid:paraId="665D968D" w16cid:durableId="422A8A0E"/>
   <w16cid:commentId w16cid:paraId="6A6BC881" w16cid:durableId="582EDA02"/>
+  <w16cid:commentId w16cid:paraId="0151A97D" w16cid:durableId="2C221A4B"/>
   <w16cid:commentId w16cid:paraId="55E8BF5D" w16cid:durableId="3DC40EAA"/>
   <w16cid:commentId w16cid:paraId="52B2DC71" w16cid:durableId="489A03B9"/>
+  <w16cid:commentId w16cid:paraId="5AA30408" w16cid:durableId="273DBB0D"/>
   <w16cid:commentId w16cid:paraId="211851AD" w16cid:durableId="1FC85E0B"/>
+  <w16cid:commentId w16cid:paraId="6D572F15" w16cid:durableId="46147C1E"/>
 </w16cid:commentsIds>
 </file>
 
